--- a/24_20_Fascinating_Black_History_Heroes_Reference_Pack.docx
+++ b/24_20_Fascinating_Black_History_Heroes_Reference_Pack.docx
@@ -1077,7 +1077,7 @@
                 <w:color w:val="1A1A1A"/>
                 <w:sz w:val="20"/>
               </w:rPr>
-              <w:t xml:space="preserve">W.E.B Du Bois</w:t>
+              <w:t xml:space="preserve">W.E.B. Du Bois</w:t>
             </w:r>
           </w:p>
         </w:tc>
@@ -1314,27 +1314,27 @@
                 <w:color w:val="1A1A1A"/>
                 <w:sz w:val="20"/>
               </w:rPr>
-              <w:t xml:space="preserve">Rosa spent her life advocating for equal rights and freedom in the Civil Rights Movement. She was awarded the Presidential Medal of Freedom, the Congressional Gold Medal, and the Martin Luther King Jr. Award by the National Association for the Advancement of </w:t>
-            </w:r>
-            <w:r>
-              <w:rPr>
-                <w:rFonts w:ascii="Aptos" w:hAnsi="Aptos"/>
-                <w:b w:val="0"/>
-                <w:i w:val="0"/>
-                <w:color w:val="1A1A1A"/>
-                <w:sz w:val="20"/>
-              </w:rPr>
-              <w:t xml:space="preserve">Colored</w:t>
-            </w:r>
-            <w:r>
-              <w:rPr>
-                <w:rFonts w:ascii="Aptos" w:hAnsi="Aptos"/>
-                <w:b w:val="0"/>
-                <w:i w:val="0"/>
-                <w:color w:val="1A1A1A"/>
-                <w:sz w:val="20"/>
-              </w:rPr>
-              <w:t xml:space="preserve"> People.</w:t>
+              <w:t xml:space="preserve">Rosa spent her life advocating for equal rights and freedom in the Civil Rights Movement. She was awarded the Presidential Medal of Freedom, the Congressional Gold Medal, and the Spingarn Medal from the National Association for the Advancement of Colored People (NAACP).</w:t>
+            </w:r>
+            <w:r>
+              <w:rPr>
+                <w:rFonts w:ascii="Aptos" w:hAnsi="Aptos"/>
+                <w:b w:val="0"/>
+                <w:i w:val="0"/>
+                <w:color w:val="1A1A1A"/>
+                <w:sz w:val="20"/>
+              </w:rPr>
+              <w:t xml:space="preserve"/>
+            </w:r>
+            <w:r>
+              <w:rPr>
+                <w:rFonts w:ascii="Aptos" w:hAnsi="Aptos"/>
+                <w:b w:val="0"/>
+                <w:i w:val="0"/>
+                <w:color w:val="1A1A1A"/>
+                <w:sz w:val="20"/>
+              </w:rPr>
+              <w:t xml:space="preserve"/>
             </w:r>
           </w:p>
         </w:tc>
@@ -1495,37 +1495,37 @@
                 <w:color w:val="5E5E5E"/>
                 <w:sz w:val="20"/>
               </w:rPr>
-              <w:t xml:space="preserve">1939 – </w:t>
-            </w:r>
-          </w:p>
-          <w:p>
-            <w:pPr>
-              <w:spacing w:before="0" w:after="100"/>
-            </w:pPr>
-            <w:r>
-              <w:rPr>
-                <w:rFonts w:ascii="Aptos" w:hAnsi="Aptos"/>
-                <w:b w:val="0"/>
-                <w:i w:val="0"/>
-                <w:color w:val="1A1A1A"/>
-                <w:sz w:val="20"/>
-              </w:rPr>
-              <w:t xml:space="preserve">Before Rosa Parks, there was Claudette Colvin, although she's not nearly as popular as Rosa Parks. The reason why we compare these two women is that Claudette was the first woman to be detained for her resistance — choosing not to sit at the back of the bus. A very similar incident to Rosa Parks', although the story of Claudette was never publicised.</w:t>
-            </w:r>
-          </w:p>
-          <w:p>
-            <w:pPr>
-              <w:spacing w:before="0" w:after="100"/>
-            </w:pPr>
-            <w:r>
-              <w:rPr>
-                <w:rFonts w:ascii="Aptos" w:hAnsi="Aptos"/>
-                <w:b w:val="0"/>
-                <w:i w:val="0"/>
-                <w:color w:val="1A1A1A"/>
-                <w:sz w:val="20"/>
-              </w:rPr>
-              <w:t xml:space="preserve">The reason for this is that, at the time, Claudette was only 15 years old, unmarried, and believed to be pregnant by a married man. At that time there was also strong gender discrimination and the Civil Rights Movement leaders believed she was not the right person to be the face of the movement. Nonetheless, Claudette was a fierce civil rights movement activist and a nurse aide who helped a lot of people.</w:t>
+              <w:t xml:space="preserve">1939 – 2026</w:t>
+            </w:r>
+          </w:p>
+          <w:p>
+            <w:pPr>
+              <w:spacing w:before="0" w:after="100"/>
+            </w:pPr>
+            <w:r>
+              <w:rPr>
+                <w:rFonts w:ascii="Aptos" w:hAnsi="Aptos"/>
+                <w:b w:val="0"/>
+                <w:i w:val="0"/>
+                <w:color w:val="1A1A1A"/>
+                <w:sz w:val="20"/>
+              </w:rPr>
+              <w:t xml:space="preserve">Before Rosa Parks, there was Claudette Colvin, although she's not nearly as popular as Rosa Parks. The reason why we compare these two women is that in March 1955, nine months before Rosa Parks, 15-year-old Claudette was arrested in Montgomery, Alabama, for refusing to give up her bus seat to a white passenger. It was a very similar incident to Rosa Parks', but Claudette's story was not widely publicised at the time.</w:t>
+            </w:r>
+          </w:p>
+          <w:p>
+            <w:pPr>
+              <w:spacing w:before="0" w:after="100"/>
+            </w:pPr>
+            <w:r>
+              <w:rPr>
+                <w:rFonts w:ascii="Aptos" w:hAnsi="Aptos"/>
+                <w:b w:val="0"/>
+                <w:i w:val="0"/>
+                <w:color w:val="1A1A1A"/>
+                <w:sz w:val="20"/>
+              </w:rPr>
+              <w:t xml:space="preserve">The reason for this is that Claudette was a teenager, and later that year she became pregnant. Civil rights leaders, working at a time of strong gender discrimination, decided she was not the right person to be the face of the movement. Nonetheless, Claudette was one of the plaintiffs in Browder v. Gayle (1956), the court case that ended bus segregation in Montgomery. She later worked as a nurse aide for many years, and she died in January 2026, aged 86.</w:t>
             </w:r>
           </w:p>
         </w:tc>
@@ -1699,27 +1699,27 @@
                 <w:color w:val="1A1A1A"/>
                 <w:sz w:val="20"/>
               </w:rPr>
-              <w:t xml:space="preserve">Bessie Coleman was the first </w:t>
-            </w:r>
-            <w:r>
-              <w:rPr>
-                <w:rFonts w:ascii="Aptos" w:hAnsi="Aptos"/>
-                <w:b w:val="0"/>
-                <w:i w:val="0"/>
-                <w:color w:val="1A1A1A"/>
-                <w:sz w:val="20"/>
-              </w:rPr>
-              <w:t xml:space="preserve">African-American</w:t>
-            </w:r>
-            <w:r>
-              <w:rPr>
-                <w:rFonts w:ascii="Aptos" w:hAnsi="Aptos"/>
-                <w:b w:val="0"/>
-                <w:i w:val="0"/>
-                <w:color w:val="1A1A1A"/>
-                <w:sz w:val="20"/>
-              </w:rPr>
-              <w:t xml:space="preserve"> woman and the first Native American to hold an international pilot licence. In her life, she faced many obstacles both as a Black person and as a woman, but her dreams and determination were bigger than those obstacles.</w:t>
+              <w:t xml:space="preserve"/>
+            </w:r>
+            <w:r>
+              <w:rPr>
+                <w:rFonts w:ascii="Aptos" w:hAnsi="Aptos"/>
+                <w:b w:val="0"/>
+                <w:i w:val="0"/>
+                <w:color w:val="1A1A1A"/>
+                <w:sz w:val="20"/>
+              </w:rPr>
+              <w:t xml:space="preserve"/>
+            </w:r>
+            <w:r>
+              <w:rPr>
+                <w:rFonts w:ascii="Aptos" w:hAnsi="Aptos"/>
+                <w:b w:val="0"/>
+                <w:i w:val="0"/>
+                <w:color w:val="1A1A1A"/>
+                <w:sz w:val="20"/>
+              </w:rPr>
+              <w:t xml:space="preserve">Bessie Coleman was the first African-American woman and the first person of Native American descent to hold an international pilot licence. In her life, she faced many obstacles both as a Black person and as a woman, but her dreams and determination were bigger than those obstacles.</w:t>
             </w:r>
           </w:p>
           <w:p>
@@ -1925,62 +1925,62 @@
                 <w:color w:val="1A1A1A"/>
                 <w:sz w:val="20"/>
               </w:rPr>
-              <w:t xml:space="preserve">Shirley Chisholm is a famous politician, educator, and writer, although her most notable achievements are being the first </w:t>
-            </w:r>
-            <w:r>
-              <w:rPr>
-                <w:rFonts w:ascii="Aptos" w:hAnsi="Aptos"/>
-                <w:b w:val="0"/>
-                <w:i w:val="0"/>
-                <w:color w:val="1A1A1A"/>
-                <w:sz w:val="20"/>
-              </w:rPr>
-              <w:t xml:space="preserve">African-American</w:t>
-            </w:r>
-            <w:r>
-              <w:rPr>
-                <w:rFonts w:ascii="Aptos" w:hAnsi="Aptos"/>
-                <w:b w:val="0"/>
-                <w:i w:val="0"/>
-                <w:color w:val="1A1A1A"/>
-                <w:sz w:val="20"/>
-              </w:rPr>
-              <w:t xml:space="preserve"> candidate to make a bid to become U.S. President and the first </w:t>
-            </w:r>
-            <w:r>
-              <w:rPr>
-                <w:rFonts w:ascii="Aptos" w:hAnsi="Aptos"/>
-                <w:b w:val="0"/>
-                <w:i w:val="0"/>
-                <w:color w:val="1A1A1A"/>
-                <w:sz w:val="20"/>
-              </w:rPr>
-              <w:t xml:space="preserve">African-American</w:t>
-            </w:r>
-            <w:r>
-              <w:rPr>
-                <w:rFonts w:ascii="Aptos" w:hAnsi="Aptos"/>
-                <w:b w:val="0"/>
-                <w:i w:val="0"/>
-                <w:color w:val="1A1A1A"/>
-                <w:sz w:val="20"/>
-              </w:rPr>
-              <w:t xml:space="preserve"> woman to be elected as a U.S. congresswoman.</w:t>
-            </w:r>
-          </w:p>
-          <w:p>
-            <w:pPr>
-              <w:spacing w:before="0" w:after="100"/>
-            </w:pPr>
-            <w:r>
-              <w:rPr>
-                <w:rFonts w:ascii="Aptos" w:hAnsi="Aptos"/>
-                <w:b w:val="0"/>
-                <w:i w:val="0"/>
-                <w:color w:val="1A1A1A"/>
-                <w:sz w:val="20"/>
-              </w:rPr>
-              <w:t xml:space="preserve">Chisholm will be remembered for her bravery and fight to provide equal opportunities for Black people in the United States. After all, she has said she doesn't want to be remembered as the first person to do something but as a person who “has guts.”</w:t>
+              <w:t xml:space="preserve">Shirley Chisholm was a famous politician, educator, and writer. Her most notable achievements were becoming the first African-American woman elected to the U.S. Congress (1968) and, in 1972, the first Black candidate to run for a major party's nomination for U.S. President.</w:t>
+            </w:r>
+            <w:r>
+              <w:rPr>
+                <w:rFonts w:ascii="Aptos" w:hAnsi="Aptos"/>
+                <w:b w:val="0"/>
+                <w:i w:val="0"/>
+                <w:color w:val="1A1A1A"/>
+                <w:sz w:val="20"/>
+              </w:rPr>
+              <w:t xml:space="preserve"/>
+            </w:r>
+            <w:r>
+              <w:rPr>
+                <w:rFonts w:ascii="Aptos" w:hAnsi="Aptos"/>
+                <w:b w:val="0"/>
+                <w:i w:val="0"/>
+                <w:color w:val="1A1A1A"/>
+                <w:sz w:val="20"/>
+              </w:rPr>
+              <w:t xml:space="preserve"/>
+            </w:r>
+            <w:r>
+              <w:rPr>
+                <w:rFonts w:ascii="Aptos" w:hAnsi="Aptos"/>
+                <w:b w:val="0"/>
+                <w:i w:val="0"/>
+                <w:color w:val="1A1A1A"/>
+                <w:sz w:val="20"/>
+              </w:rPr>
+              <w:t xml:space="preserve"/>
+            </w:r>
+            <w:r>
+              <w:rPr>
+                <w:rFonts w:ascii="Aptos" w:hAnsi="Aptos"/>
+                <w:b w:val="0"/>
+                <w:i w:val="0"/>
+                <w:color w:val="1A1A1A"/>
+                <w:sz w:val="20"/>
+              </w:rPr>
+              <w:t xml:space="preserve"/>
+            </w:r>
+          </w:p>
+          <w:p>
+            <w:pPr>
+              <w:spacing w:before="0" w:after="100"/>
+            </w:pPr>
+            <w:r>
+              <w:rPr>
+                <w:rFonts w:ascii="Aptos" w:hAnsi="Aptos"/>
+                <w:b w:val="0"/>
+                <w:i w:val="0"/>
+                <w:color w:val="1A1A1A"/>
+                <w:sz w:val="20"/>
+              </w:rPr>
+              <w:t xml:space="preserve">Chisholm will be remembered for her bravery and fight to provide equal opportunities for Black people in the United States. After all, she said she doesn't want to be remembered as the first person to do something but as a person who “has guts.”</w:t>
             </w:r>
           </w:p>
         </w:tc>
@@ -2189,7 +2189,7 @@
                 <w:color w:val="1A1A1A"/>
                 <w:sz w:val="20"/>
               </w:rPr>
-              <w:t xml:space="preserve">The Tuskegee Airmen, which he led, were the first Black military aviators in the U.S. Army Air Corps (AAC) (a precursor of the U.S. Air Force). Before the Tuskegee Airmen, the U.S. forces were composed completely of white service members, and few believed Black men could fly as effectively. However, when the country </w:t>
+              <w:t xml:space="preserve">The Tuskegee Airmen, which he led, were the first Black military aviators in the U.S. Army Air Corps (AAC) (a precursor of the U.S. Air Force). Before the Tuskegee Airmen, all U.S. military pilots were white, and few believed Black men could fly as effectively. However, when the country </w:t>
             </w:r>
             <w:r>
               <w:rPr>
@@ -2209,7 +2209,7 @@
                 <w:color w:val="1A1A1A"/>
                 <w:sz w:val="20"/>
               </w:rPr>
-              <w:t xml:space="preserve"> aviators, President Franklin D. Roosevelt started the “Tuskegee Experiment” — a flight school for Black pilots. While many doubted it would succeed, it was an astonishing success, and the first Tuskegee Airmen under General Benjamin O. Davis served the United States in World War II.</w:t>
+              <w:t xml:space="preserve"> aviators, President Franklin D. Roosevelt started the “Tuskegee Experiment” — a flight school for Black pilots. While many doubted it would succeed, it was an astonishing success, and the Tuskegee Airmen led by Benjamin O. Davis served the United States in World War II.</w:t>
             </w:r>
           </w:p>
         </w:tc>
@@ -2604,7 +2604,7 @@
                 <w:color w:val="1A1A1A"/>
                 <w:sz w:val="20"/>
               </w:rPr>
-              <w:t xml:space="preserve">In 1987, John Lewis was elected and served in the U.S. House of Representatives from Georgia's 5th district until his death.</w:t>
+              <w:t xml:space="preserve">In 1986, John Lewis was elected to the U.S. House of Representatives, and he served Georgia's 5th district from 1987 until his death.</w:t>
             </w:r>
           </w:p>
         </w:tc>
@@ -2780,22 +2780,22 @@
                 <w:color w:val="1A1A1A"/>
                 <w:sz w:val="20"/>
               </w:rPr>
-              <w:t xml:space="preserve">Jesse Owens was an extraordinary American track and field athlete who set the world record for the long jump at the 1936 Olympic Games in Berlin — a record held for 25 years. In 1936, Owens also became a four-time gold medallist in the Olympic Games, and even today, he's considered one of the greatest and most famous athletes in track and field history.</w:t>
-            </w:r>
-          </w:p>
-          <w:p>
-            <w:pPr>
-              <w:spacing w:before="0" w:after="100"/>
-            </w:pPr>
-            <w:r>
-              <w:rPr>
-                <w:rFonts w:ascii="Aptos" w:hAnsi="Aptos"/>
-                <w:b w:val="0"/>
-                <w:i w:val="0"/>
-                <w:color w:val="1A1A1A"/>
-                <w:sz w:val="20"/>
-              </w:rPr>
-              <w:t xml:space="preserve">For his contributions to the success of the country, Owens received the Presidential Medal of Freedom in 1976. After his death, he was also awarded the Congressional Gold Medal (1980).</w:t>
+              <w:t xml:space="preserve">Jesse Owens was an extraordinary American track and field athlete who set a long jump world record in 1935 that stood for 25 years. At the 1936 Olympic Games in Berlin, Owens became a four-time gold medallist, and even today, he's considered one of the greatest and most famous athletes in track and field history.</w:t>
+            </w:r>
+          </w:p>
+          <w:p>
+            <w:pPr>
+              <w:spacing w:before="0" w:after="100"/>
+            </w:pPr>
+            <w:r>
+              <w:rPr>
+                <w:rFonts w:ascii="Aptos" w:hAnsi="Aptos"/>
+                <w:b w:val="0"/>
+                <w:i w:val="0"/>
+                <w:color w:val="1A1A1A"/>
+                <w:sz w:val="20"/>
+              </w:rPr>
+              <w:t xml:space="preserve">For his contributions to the success of the country, Owens received the Presidential Medal of Freedom in 1976. After his death, he was also awarded the Congressional Gold Medal (1990).</w:t>
             </w:r>
           </w:p>
         </w:tc>
@@ -3145,7 +3145,7 @@
                 <w:color w:val="CE1126"/>
                 <w:sz w:val="20"/>
               </w:rPr>
-              <w:t xml:space="preserve">Spy  •  1822 – 1913</w:t>
+              <w:t xml:space="preserve">c. 1822 – 1913</w:t>
             </w:r>
           </w:p>
           <w:p>
@@ -3175,27 +3175,27 @@
                 <w:color w:val="1A1A1A"/>
                 <w:sz w:val="20"/>
               </w:rPr>
-              <w:t xml:space="preserve">During the Civil War, General Benjamin Butler recruited Tubman as a volunteer in the troop, becoming the only </w:t>
-            </w:r>
-            <w:r>
-              <w:rPr>
-                <w:rFonts w:ascii="Aptos" w:hAnsi="Aptos"/>
-                <w:b w:val="0"/>
-                <w:i w:val="0"/>
-                <w:color w:val="1A1A1A"/>
-                <w:sz w:val="20"/>
-              </w:rPr>
-              <w:t xml:space="preserve">African-American</w:t>
-            </w:r>
-            <w:r>
-              <w:rPr>
-                <w:rFonts w:ascii="Aptos" w:hAnsi="Aptos"/>
-                <w:b w:val="0"/>
-                <w:i w:val="0"/>
-                <w:color w:val="1A1A1A"/>
-                <w:sz w:val="20"/>
-              </w:rPr>
-              <w:t xml:space="preserve"> in an all-white troop. In 1863, she led a team in charge of espionage, thanks to whom countless trapped enslaved people could escape.</w:t>
+              <w:t xml:space="preserve"/>
+            </w:r>
+            <w:r>
+              <w:rPr>
+                <w:rFonts w:ascii="Aptos" w:hAnsi="Aptos"/>
+                <w:b w:val="0"/>
+                <w:i w:val="0"/>
+                <w:color w:val="1A1A1A"/>
+                <w:sz w:val="20"/>
+              </w:rPr>
+              <w:t xml:space="preserve"/>
+            </w:r>
+            <w:r>
+              <w:rPr>
+                <w:rFonts w:ascii="Aptos" w:hAnsi="Aptos"/>
+                <w:b w:val="0"/>
+                <w:i w:val="0"/>
+                <w:color w:val="1A1A1A"/>
+                <w:sz w:val="20"/>
+              </w:rPr>
+              <w:t xml:space="preserve">During the Civil War, Tubman worked for the Union Army in South Carolina as a nurse, scout and spy. In 1863 she helped lead the Combahee River Raid, which freed more than 700 enslaved people. She was the first woman to lead an armed raid in the war.</w:t>
             </w:r>
           </w:p>
           <w:p>
@@ -3879,7 +3879,7 @@
                 <w:color w:val="1A1A1A"/>
                 <w:sz w:val="20"/>
               </w:rPr>
-              <w:t xml:space="preserve">Today, Mark is one of the most appreciated and valuable engineering minds at the International Business Machines (IBM) Corporation. Although he has made a lot of incredible innovations, his most popular ones are the three patents on the original personal computer (PC) by International Business Machines (IBM). This means that Mark Dean is one of the key people who developed PCs.</w:t>
+              <w:t xml:space="preserve">Mark spent more than 30 years as one of the leading engineers at the International Business Machines (IBM) Corporation, before becoming a professor at the University of Tennessee. Although he has made a lot of incredible innovations, his most popular ones are the three patents on the original personal computer (PC) by International Business Machines (IBM). This means that Mark Dean is one of the key people who developed PCs.</w:t>
             </w:r>
           </w:p>
         </w:tc>
@@ -4309,7 +4309,7 @@
                 <w:color w:val="1A1A1A"/>
                 <w:sz w:val="20"/>
               </w:rPr>
-              <w:t xml:space="preserve">In 1994 she founded a space camp for children between 12–16 years old and teaches environmental studies at Dartmouth College.</w:t>
+              <w:t xml:space="preserve">In 1994 she founded a space camp for children between 12–16 years old, and she later taught environmental studies at Dartmouth College.</w:t>
             </w:r>
           </w:p>
           <w:p>
@@ -5058,7 +5058,7 @@
           <w:color w:val="FFFFFF"/>
           <w:sz w:val="27"/>
         </w:rPr>
-        <w:t xml:space="preserve">19.  W.E.B Du Bois</w:t>
+        <w:t xml:space="preserve">19.  W.E.B. Du Bois</w:t>
       </w:r>
     </w:p>
     <w:tbl>
@@ -5247,7 +5247,7 @@
                 <w:color w:val="5E5E5E"/>
                 <w:sz w:val="16"/>
               </w:rPr>
-              <w:t xml:space="preserve">W.E.B Du Bois</w:t>
+              <w:t xml:space="preserve">W.E.B. Du Bois</w:t>
             </w:r>
           </w:p>
         </w:tc>
